--- a/worksheets/RP_L06_RevisionHQ23_Worksheet.docx
+++ b/worksheets/RP_L06_RevisionHQ23_Worksheet.docx
@@ -6145,7 +6145,17 @@
                 <w:sz w:val="21"/>
                 <w:szCs w:val="21"/>
               </w:rPr>
-              <w:t xml:space="preserve">a)  A program will be used by hundreds of students. Explain the techniques a programmer should use to make it robust.  </w:t>
+              <w:t xml:space="preserve">a)  </w:t>
+            </w:r>
+            <w:r>
+              <w:rPr>
+                <w:rFonts w:ascii="Arial" w:cs="Arial" w:eastAsia="Arial" w:hAnsi="Arial"/>
+                <w:b/>
+                <w:bCs/>
+                <w:sz w:val="21"/>
+                <w:szCs w:val="21"/>
+              </w:rPr>
+              <w:t xml:space="preserve">A program will be used by hundreds of students. Explain the techniques a programmer should use to make it robust.  </w:t>
             </w:r>
             <w:r>
               <w:rPr>

--- a/worksheets/RP_L06_RevisionHQ23_Worksheet.docx
+++ b/worksheets/RP_L06_RevisionHQ23_Worksheet.docx
@@ -4088,7 +4088,7 @@
                 <w:sz w:val="32"/>
                 <w:szCs w:val="32"/>
               </w:rPr>
-              <w:t xml:space="preserve">______ / 23</w:t>
+              <w:t xml:space="preserve">______ / 25</w:t>
             </w:r>
           </w:p>
         </w:tc>
@@ -5098,7 +5098,7 @@
                       <w:sz w:val="21"/>
                       <w:szCs w:val="21"/>
                     </w:rPr>
-                    <w:t xml:space="preserve">    / 2</w:t>
+                    <w:t xml:space="preserve">    / 4</w:t>
                   </w:r>
                 </w:p>
               </w:tc>
